--- a/resumes/Mikhail_Fedrunov_HR_SR.docx
+++ b/resumes/Mikhail_Fedrunov_HR_SR.docx
@@ -131,7 +131,7 @@
             <w:r>
               <w:drawing>
                 <wp:inline xmlns:a="http://schemas.openxmlformats.org/drawingml/2006/main" xmlns:pic="http://schemas.openxmlformats.org/drawingml/2006/picture">
-                  <wp:extent cx="810000" cy="1026000"/>
+                  <wp:extent cx="871200" cy="1306800"/>
                   <wp:docPr id="1" name="Picture 1"/>
                   <wp:cNvGraphicFramePr>
                     <a:graphicFrameLocks noChangeAspect="1"/>
@@ -140,7 +140,7 @@
                     <a:graphicData uri="http://schemas.openxmlformats.org/drawingml/2006/picture">
                       <pic:pic>
                         <pic:nvPicPr>
-                          <pic:cNvPr id="0" name="mikhail-fedrunov.jpg"/>
+                          <pic:cNvPr id="0" name="mikhail-fedrunov-resume.png"/>
                           <pic:cNvPicPr/>
                         </pic:nvPicPr>
                         <pic:blipFill>
@@ -152,7 +152,7 @@
                         <pic:spPr>
                           <a:xfrm>
                             <a:off x="0" y="0"/>
-                            <a:ext cx="810000" cy="1026000"/>
+                            <a:ext cx="871200" cy="1306800"/>
                           </a:xfrm>
                           <a:prstGeom prst="rect"/>
                         </pic:spPr>
@@ -294,7 +294,7 @@
           <w:color w:val="171717"/>
           <w:sz w:val="19"/>
         </w:rPr>
-        <w:t>1C programer i poslovni analitičar sa praktičnim iskustvom u automatizaciji trgovine, proizvodnje, skladišta, logistike, označavanja robe i dokumentacije. Samostalno vodim ceo ciklus: pojašnjenje zahteva, analiza procesa, projektovanje, razvoj, testiranje, puštanje u rad i podrška.</w:t>
+        <w:t>1C programer i poslovni analitičar koji automatizuje trgovinu, proizvodnju, skladište, logistiku, označavanje robe i tokove dokumenata. Samostalno prikupljam zahteve, projektujem i razvijam rešenja, proveravam ih u testnom okruženju, puštam u produkciju i pružam podršku nakon uvođenja.</w:t>
       </w:r>
     </w:p>
     <w:p>
@@ -302,7 +302,7 @@
         <w:pStyle w:val="Heading2"/>
       </w:pPr>
       <w:r>
-        <w:t>Vrednost za poslodavca</w:t>
+        <w:t>Ključne kvalifikacije</w:t>
       </w:r>
     </w:p>
     <w:p>
@@ -316,7 +316,7 @@
           <w:color w:val="171717"/>
           <w:sz w:val="18"/>
         </w:rPr>
-        <w:t>Jedan stručnjak pokriva 1C razvoj, poslovnu analizu i integracije.</w:t>
+        <w:t>1C razvoj: ekstenzije, eksterne obrade, izveštaji, dokumenti, registri i štampani obrasci.</w:t>
       </w:r>
     </w:p>
     <w:p>
@@ -330,7 +330,7 @@
           <w:color w:val="171717"/>
           <w:sz w:val="18"/>
         </w:rPr>
-        <w:t>Rešenja se grade oko stvarnog rada korisnika, a ne samo formalnog zahteva.</w:t>
+        <w:t>Integracije preko HTTP/True API, FTP, JSON i XML; pozadinski i zakazani poslovi.</w:t>
       </w:r>
     </w:p>
     <w:p>
@@ -344,7 +344,7 @@
           <w:color w:val="171717"/>
           <w:sz w:val="18"/>
         </w:rPr>
-        <w:t>Produkcioni alati se podržavaju i unapređuju nakon puštanja u rad.</w:t>
+        <w:t>Prikupljanje zahteva i analiza procesa sa računovodstvom, prodajom, logistikom, skladištem i rukovodstvom.</w:t>
       </w:r>
     </w:p>
     <w:p>
@@ -358,7 +358,7 @@
           <w:color w:val="171717"/>
           <w:sz w:val="18"/>
         </w:rPr>
-        <w:t>Iskustvo u skladištu i logistici ubrzava razumevanje poslovnog procesa.</w:t>
+        <w:t>Praktično razumevanje skladišnog poslovanja, kretanja robe, primarne dokumentacije i razmene između baza.</w:t>
       </w:r>
     </w:p>
     <w:p>
@@ -985,7 +985,7 @@
           <w:color w:val="171717"/>
           <w:sz w:val="19"/>
         </w:rPr>
-        <w:t>Ovo su reprezentativni primeri, a ne kompletan spisak zadataka. Nestandardni zahtevi rukovodilaca i korisnika samostalno su razjašnjeni, formalizovani i završeni kao radna rešenja.</w:t>
+        <w:t>Projekti u nastavku predstavljaju deo realizovanog rada. Pored njih, izvodio sam tekuće dorade na zahtev rukovodilaca i korisnika, samostalno pojašnjavao zahteve i odgovarao za rezultat nakon uvođenja.</w:t>
       </w:r>
     </w:p>
     <w:p>
